--- a/docx_templates/jikou/委任契約書.docx
+++ b/docx_templates/jikou/委任契約書.docx
@@ -607,6 +607,27 @@
       </w:pPr>
       <w:r>
         <w:t>本契約に関して甲乙間に紛争が生じた場合は、さいたま地方裁判所を第一審の専属的合意管轄裁判所とする。</w:t>
+      </w:r>
+    </w:p>
+    <w:p>
+      <w:pPr>
+        <w:spacing w:before="200" w:after="80" w:line="300" w:lineRule="auto"/>
+      </w:pPr>
+      <w:r>
+        <w:rPr>
+          <w:b/>
+          <w:bCs/>
+        </w:rPr>
+        <w:t xml:space="preserve">特約事項</w:t>
+      </w:r>
+    </w:p>
+    <w:p>
+      <w:pPr>
+        <w:spacing w:after="120" w:line="300" w:lineRule="auto"/>
+        <w:jc w:val="both"/>
+      </w:pPr>
+      <w:r>
+        <w:t xml:space="preserve">{{特約}}</w:t>
       </w:r>
     </w:p>
     <w:p>
